--- a/Задание на проектирование от компании Веб Депо.docx
+++ b/Задание на проектирование от компании Веб Депо.docx
@@ -1,9 +1,10 @@
 
 <file path=word/document.xml><?xml version="1.0" encoding="utf-8"?>
-<w:document xmlns:wpc="http://schemas.microsoft.com/office/word/2010/wordprocessingCanvas" xmlns:cx="http://schemas.microsoft.com/office/drawing/2014/chartex" xmlns:cx1="http://schemas.microsoft.com/office/drawing/2015/9/8/chartex" xmlns:cx2="http://schemas.microsoft.com/office/drawing/2015/10/21/chartex" xmlns:cx3="http://schemas.microsoft.com/office/drawing/2016/5/9/chartex" xmlns:cx4="http://schemas.microsoft.com/office/drawing/2016/5/10/chartex" xmlns:cx5="http://schemas.microsoft.com/office/drawing/2016/5/11/chartex" xmlns:cx6="http://schemas.microsoft.com/office/drawing/2016/5/12/chartex" xmlns:cx7="http://schemas.microsoft.com/office/drawing/2016/5/13/chartex" xmlns:cx8="http://schemas.microsoft.com/office/drawing/2016/5/14/chartex" xmlns:mc="http://schemas.openxmlformats.org/markup-compatibility/2006" xmlns:aink="http://schemas.microsoft.com/office/drawing/2016/ink" xmlns:am3d="http://schemas.microsoft.com/office/drawing/2017/model3d" xmlns:o="urn:schemas-microsoft-com:office:office" xmlns:oel="http://schemas.microsoft.com/office/2019/extlst" xmlns:r="http://schemas.openxmlformats.org/officeDocument/2006/relationships" xmlns:m="http://schemas.openxmlformats.org/officeDocument/2006/math" xmlns:v="urn:schemas-microsoft-com:vml" xmlns:wp14="http://schemas.microsoft.com/office/word/2010/wordprocessingDrawing" xmlns:wp="http://schemas.openxmlformats.org/drawingml/2006/wordprocessingDrawing" xmlns:w10="urn:schemas-microsoft-com:office:word" xmlns:w="http://schemas.openxmlformats.org/wordprocessingml/2006/main" xmlns:w14="http://schemas.microsoft.com/office/word/2010/wordml" xmlns:w15="http://schemas.microsoft.com/office/word/2012/wordml" xmlns:w16cex="http://schemas.microsoft.com/office/word/2018/wordml/cex" xmlns:w16cid="http://schemas.microsoft.com/office/word/2016/wordml/cid" xmlns:w16="http://schemas.microsoft.com/office/word/2018/wordml" xmlns:w16sdtdh="http://schemas.microsoft.com/office/word/2020/wordml/sdtdatahash" xmlns:w16se="http://schemas.microsoft.com/office/word/2015/wordml/symex" xmlns:wpg="http://schemas.microsoft.com/office/word/2010/wordprocessingGroup" xmlns:wpi="http://schemas.microsoft.com/office/word/2010/wordprocessingInk" xmlns:wne="http://schemas.microsoft.com/office/word/2006/wordml" xmlns:wps="http://schemas.microsoft.com/office/word/2010/wordprocessingShape" mc:Ignorable="w14 w15 w16se w16cid w16 w16cex w16sdtdh wp14">
+<w:document xmlns:wpc="http://schemas.microsoft.com/office/word/2010/wordprocessingCanvas" xmlns:cx="http://schemas.microsoft.com/office/drawing/2014/chartex" xmlns:cx1="http://schemas.microsoft.com/office/drawing/2015/9/8/chartex" xmlns:cx2="http://schemas.microsoft.com/office/drawing/2015/10/21/chartex" xmlns:cx3="http://schemas.microsoft.com/office/drawing/2016/5/9/chartex" xmlns:cx4="http://schemas.microsoft.com/office/drawing/2016/5/10/chartex" xmlns:cx5="http://schemas.microsoft.com/office/drawing/2016/5/11/chartex" xmlns:cx6="http://schemas.microsoft.com/office/drawing/2016/5/12/chartex" xmlns:cx7="http://schemas.microsoft.com/office/drawing/2016/5/13/chartex" xmlns:cx8="http://schemas.microsoft.com/office/drawing/2016/5/14/chartex" xmlns:mc="http://schemas.openxmlformats.org/markup-compatibility/2006" xmlns:aink="http://schemas.microsoft.com/office/drawing/2016/ink" xmlns:am3d="http://schemas.microsoft.com/office/drawing/2017/model3d" xmlns:o="urn:schemas-microsoft-com:office:office" xmlns:oel="http://schemas.microsoft.com/office/2019/extlst" xmlns:r="http://schemas.openxmlformats.org/officeDocument/2006/relationships" xmlns:m="http://schemas.openxmlformats.org/officeDocument/2006/math" xmlns:v="urn:schemas-microsoft-com:vml" xmlns:wp14="http://schemas.microsoft.com/office/word/2010/wordprocessingDrawing" xmlns:wp="http://schemas.openxmlformats.org/drawingml/2006/wordprocessingDrawing" xmlns:w10="urn:schemas-microsoft-com:office:word" xmlns:w="http://schemas.openxmlformats.org/wordprocessingml/2006/main" xmlns:w14="http://schemas.microsoft.com/office/word/2010/wordml" xmlns:w15="http://schemas.microsoft.com/office/word/2012/wordml" xmlns:w16cex="http://schemas.microsoft.com/office/word/2018/wordml/cex" xmlns:w16cid="http://schemas.microsoft.com/office/word/2016/wordml/cid" xmlns:w16="http://schemas.microsoft.com/office/word/2018/wordml" xmlns:w16du="http://schemas.microsoft.com/office/word/2023/wordml/word16du" xmlns:w16sdtdh="http://schemas.microsoft.com/office/word/2020/wordml/sdtdatahash" xmlns:w16se="http://schemas.microsoft.com/office/word/2015/wordml/symex" xmlns:wpg="http://schemas.microsoft.com/office/word/2010/wordprocessingGroup" xmlns:wpi="http://schemas.microsoft.com/office/word/2010/wordprocessingInk" xmlns:wne="http://schemas.microsoft.com/office/word/2006/wordml" xmlns:wps="http://schemas.microsoft.com/office/word/2010/wordprocessingShape" mc:Ignorable="w14 w15 w16se w16cid w16 w16cex w16sdtdh w16du wp14">
   <w:body>
     <w:p>
       <w:pPr>
+        <w:spacing w:line="360" w:lineRule="auto"/>
         <w:ind w:firstLine="0"/>
         <w:jc w:val="center"/>
         <w:rPr>
@@ -23,6 +24,7 @@
     </w:p>
     <w:p>
       <w:pPr>
+        <w:spacing w:line="360" w:lineRule="auto"/>
         <w:ind w:firstLine="0"/>
         <w:jc w:val="center"/>
         <w:rPr>
@@ -38,6 +40,7 @@
     </w:p>
     <w:p>
       <w:pPr>
+        <w:spacing w:line="360" w:lineRule="auto"/>
         <w:rPr>
           <w:color w:val="000000"/>
         </w:rPr>
@@ -52,88 +55,65 @@
         <w:rPr>
           <w:color w:val="000000"/>
         </w:rPr>
-        <w:t>клиент-серверн</w:t>
+        <w:t>клиент-серверную программную веб-систему, обеспечивающую отправку, просмотр и управление оповещениями.</w:t>
       </w:r>
       <w:r>
         <w:rPr>
           <w:color w:val="000000"/>
         </w:rPr>
-        <w:t>ую</w:t>
-      </w:r>
-      <w:r>
-        <w:rPr>
-          <w:color w:val="000000"/>
-        </w:rPr>
-        <w:t xml:space="preserve"> программн</w:t>
-      </w:r>
-      <w:r>
-        <w:rPr>
-          <w:color w:val="000000"/>
-        </w:rPr>
-        <w:t>ую</w:t>
-      </w:r>
-      <w:r>
-        <w:rPr>
-          <w:color w:val="000000"/>
-        </w:rPr>
-        <w:t xml:space="preserve"> веб-систем</w:t>
-      </w:r>
-      <w:r>
-        <w:rPr>
-          <w:color w:val="000000"/>
-        </w:rPr>
-        <w:t>у</w:t>
-      </w:r>
-      <w:r>
-        <w:rPr>
-          <w:color w:val="000000"/>
-        </w:rPr>
-        <w:t>, обеспечивающ</w:t>
-      </w:r>
-      <w:r>
-        <w:rPr>
-          <w:color w:val="000000"/>
-        </w:rPr>
-        <w:t>ую</w:t>
-      </w:r>
-      <w:r>
-        <w:rPr>
-          <w:color w:val="000000"/>
-        </w:rPr>
-        <w:t xml:space="preserve"> отправку, просмотр и управление оповещениями</w:t>
-      </w:r>
-      <w:r>
-        <w:rPr>
-          <w:color w:val="000000"/>
-        </w:rPr>
-        <w:t>.</w:t>
+        <w:t xml:space="preserve"> Также система должна предоставлять функционал для привязки реакций к уведомлениям и отслеживания осведомлённости сотрудников.</w:t>
       </w:r>
     </w:p>
     <w:p>
       <w:pPr>
-        <w:rPr>
-          <w:color w:val="000000"/>
-        </w:rPr>
+        <w:spacing w:line="360" w:lineRule="auto"/>
       </w:pPr>
       <w:r>
         <w:rPr>
           <w:color w:val="00000A"/>
         </w:rPr>
-        <w:t>Система должна быть разработана с использованием веб технологий, уведомления должны отображаться на рабочем столе вне зависимости от положения браузера</w:t>
-      </w:r>
-      <w:r>
-        <w:rPr>
-          <w:color w:val="00000A"/>
-        </w:rPr>
-        <w:t>.</w:t>
-      </w:r>
-    </w:p>
-    <w:p>
-      <w:r>
-        <w:rPr>
-          <w:color w:val="000000"/>
-        </w:rPr>
-        <w:t>Система может выглядеть как мессенджер.</w:t>
+        <w:t xml:space="preserve">Система должна быть </w:t>
+      </w:r>
+      <w:r>
+        <w:rPr>
+          <w:color w:val="00000A"/>
+        </w:rPr>
+        <w:t>построена на основе</w:t>
+      </w:r>
+      <w:r>
+        <w:t xml:space="preserve"> </w:t>
+      </w:r>
+      <w:r>
+        <w:rPr>
+          <w:color w:val="00000A"/>
+          <w:lang w:val="en-US"/>
+        </w:rPr>
+        <w:t>open</w:t>
+      </w:r>
+      <w:r>
+        <w:rPr>
+          <w:color w:val="00000A"/>
+        </w:rPr>
+        <w:t>-</w:t>
+      </w:r>
+      <w:r>
+        <w:rPr>
+          <w:color w:val="00000A"/>
+          <w:lang w:val="en-US"/>
+        </w:rPr>
+        <w:t>source</w:t>
+      </w:r>
+      <w:r>
+        <w:rPr>
+          <w:color w:val="00000A"/>
+        </w:rPr>
+        <w:t xml:space="preserve"> </w:t>
+      </w:r>
+      <w:r>
+        <w:rPr>
+          <w:color w:val="00000A"/>
+        </w:rPr>
+        <w:t>технологий или технологий лицензированных на территории РФ.</w:t>
       </w:r>
     </w:p>
     <w:sectPr>
@@ -147,7 +127,7 @@
 </file>
 
 <file path=word/styles.xml><?xml version="1.0" encoding="utf-8"?>
-<w:styles xmlns:mc="http://schemas.openxmlformats.org/markup-compatibility/2006" xmlns:r="http://schemas.openxmlformats.org/officeDocument/2006/relationships" xmlns:w="http://schemas.openxmlformats.org/wordprocessingml/2006/main" xmlns:w14="http://schemas.microsoft.com/office/word/2010/wordml" xmlns:w15="http://schemas.microsoft.com/office/word/2012/wordml" xmlns:w16cex="http://schemas.microsoft.com/office/word/2018/wordml/cex" xmlns:w16cid="http://schemas.microsoft.com/office/word/2016/wordml/cid" xmlns:w16="http://schemas.microsoft.com/office/word/2018/wordml" xmlns:w16sdtdh="http://schemas.microsoft.com/office/word/2020/wordml/sdtdatahash" xmlns:w16se="http://schemas.microsoft.com/office/word/2015/wordml/symex" mc:Ignorable="w14 w15 w16se w16cid w16 w16cex w16sdtdh">
+<w:styles xmlns:mc="http://schemas.openxmlformats.org/markup-compatibility/2006" xmlns:r="http://schemas.openxmlformats.org/officeDocument/2006/relationships" xmlns:w="http://schemas.openxmlformats.org/wordprocessingml/2006/main" xmlns:w14="http://schemas.microsoft.com/office/word/2010/wordml" xmlns:w15="http://schemas.microsoft.com/office/word/2012/wordml" xmlns:w16cex="http://schemas.microsoft.com/office/word/2018/wordml/cex" xmlns:w16cid="http://schemas.microsoft.com/office/word/2016/wordml/cid" xmlns:w16="http://schemas.microsoft.com/office/word/2018/wordml" xmlns:w16du="http://schemas.microsoft.com/office/word/2023/wordml/word16du" xmlns:w16sdtdh="http://schemas.microsoft.com/office/word/2020/wordml/sdtdatahash" xmlns:w16se="http://schemas.microsoft.com/office/word/2015/wordml/symex" mc:Ignorable="w14 w15 w16se w16cid w16 w16cex w16sdtdh w16du">
   <w:docDefaults>
     <w:rPrDefault>
       <w:rPr>

--- a/Задание на проектирование от компании Веб Депо.docx
+++ b/Задание на проектирование от компании Веб Депо.docx
@@ -19,9 +19,67 @@
           <w:bCs/>
           <w:color w:val="00000A"/>
         </w:rPr>
-        <w:t>Задание на проектирование от компании Веб Депо</w:t>
+        <w:t xml:space="preserve">Задание на проектирование от </w:t>
+      </w:r>
+      <w:bookmarkStart w:id="0" w:name="_Hlk168242104"/>
+      <w:r>
+        <w:rPr>
+          <w:b/>
+          <w:bCs/>
+          <w:color w:val="00000A"/>
+        </w:rPr>
+        <w:t>компании</w:t>
+      </w:r>
+      <w:r>
+        <w:rPr>
+          <w:b/>
+          <w:bCs/>
+          <w:color w:val="00000A"/>
+        </w:rPr>
+        <w:t xml:space="preserve"> </w:t>
+      </w:r>
+      <w:r>
+        <w:rPr>
+          <w:b/>
+          <w:bCs/>
+          <w:color w:val="00000A"/>
+        </w:rPr>
+        <w:t>ООО</w:t>
+      </w:r>
+      <w:r>
+        <w:rPr>
+          <w:b/>
+          <w:bCs/>
+          <w:color w:val="00000A"/>
+        </w:rPr>
+        <w:t xml:space="preserve"> </w:t>
+      </w:r>
+      <w:r>
+        <w:rPr>
+          <w:b/>
+          <w:bCs/>
+          <w:color w:val="00000A"/>
+        </w:rPr>
+        <w:t>«</w:t>
+      </w:r>
+      <w:r>
+        <w:rPr>
+          <w:b/>
+          <w:bCs/>
+          <w:color w:val="00000A"/>
+        </w:rPr>
+        <w:t>Веб Депо</w:t>
+      </w:r>
+      <w:r>
+        <w:rPr>
+          <w:b/>
+          <w:bCs/>
+          <w:color w:val="00000A"/>
+        </w:rPr>
+        <w:t>»</w:t>
       </w:r>
     </w:p>
+    <w:bookmarkEnd w:id="0"/>
     <w:p>
       <w:pPr>
         <w:spacing w:line="360" w:lineRule="auto"/>
@@ -55,7 +113,19 @@
         <w:rPr>
           <w:color w:val="000000"/>
         </w:rPr>
-        <w:t>клиент-серверную программную веб-систему, обеспечивающую отправку, просмотр и управление оповещениями.</w:t>
+        <w:t>программную систему, обеспечивающую отправку, просмотр и управление оповещениями</w:t>
+      </w:r>
+      <w:r>
+        <w:rPr>
+          <w:color w:val="000000"/>
+        </w:rPr>
+        <w:t xml:space="preserve"> в условиях запрета на установку приложений и доступа к внешней сети</w:t>
+      </w:r>
+      <w:r>
+        <w:rPr>
+          <w:color w:val="000000"/>
+        </w:rPr>
+        <w:t>.</w:t>
       </w:r>
       <w:r>
         <w:rPr>
@@ -67,6 +137,9 @@
     <w:p>
       <w:pPr>
         <w:spacing w:line="360" w:lineRule="auto"/>
+        <w:rPr>
+          <w:color w:val="00000A"/>
+        </w:rPr>
       </w:pPr>
       <w:r>
         <w:rPr>
@@ -115,6 +188,441 @@
         </w:rPr>
         <w:t>технологий или технологий лицензированных на территории РФ.</w:t>
       </w:r>
+    </w:p>
+    <w:tbl>
+      <w:tblPr>
+        <w:tblW w:w="9368" w:type="dxa"/>
+        <w:tblLayout w:type="fixed"/>
+        <w:tblLook w:val="0400" w:firstRow="0" w:lastRow="0" w:firstColumn="0" w:lastColumn="0" w:noHBand="0" w:noVBand="1"/>
+      </w:tblPr>
+      <w:tblGrid>
+        <w:gridCol w:w="2235"/>
+        <w:gridCol w:w="2975"/>
+        <w:gridCol w:w="4158"/>
+      </w:tblGrid>
+      <w:tr>
+        <w:tc>
+          <w:tcPr>
+            <w:tcW w:w="2235" w:type="dxa"/>
+            <w:vMerge w:val="restart"/>
+          </w:tcPr>
+          <w:p>
+            <w:pPr>
+              <w:widowControl w:val="0"/>
+              <w:ind w:firstLine="0"/>
+              <w:contextualSpacing/>
+              <w:jc w:val="left"/>
+              <w:rPr>
+                <w:sz w:val="24"/>
+                <w:szCs w:val="24"/>
+                <w:lang w:eastAsia="en-US"/>
+              </w:rPr>
+            </w:pPr>
+            <w:r>
+              <w:rPr>
+                <w:sz w:val="24"/>
+                <w:szCs w:val="24"/>
+                <w:lang w:eastAsia="en-US"/>
+              </w:rPr>
+              <w:t>Д</w:t>
+            </w:r>
+            <w:r>
+              <w:rPr>
+                <w:sz w:val="24"/>
+                <w:szCs w:val="24"/>
+                <w:lang w:eastAsia="en-US"/>
+              </w:rPr>
+              <w:t>иректор</w:t>
+            </w:r>
+            <w:r>
+              <w:rPr>
+                <w:sz w:val="24"/>
+                <w:szCs w:val="24"/>
+                <w:lang w:eastAsia="en-US"/>
+              </w:rPr>
+              <w:t>:</w:t>
+            </w:r>
+          </w:p>
+          <w:p>
+            <w:pPr>
+              <w:widowControl w:val="0"/>
+              <w:ind w:firstLine="0"/>
+              <w:contextualSpacing/>
+              <w:jc w:val="left"/>
+              <w:rPr>
+                <w:sz w:val="24"/>
+                <w:szCs w:val="24"/>
+                <w:lang w:eastAsia="en-US"/>
+              </w:rPr>
+            </w:pPr>
+          </w:p>
+        </w:tc>
+        <w:tc>
+          <w:tcPr>
+            <w:tcW w:w="2975" w:type="dxa"/>
+            <w:tcBorders>
+              <w:bottom w:val="single" w:sz="4" w:space="0" w:color="000000"/>
+            </w:tcBorders>
+          </w:tcPr>
+          <w:p>
+            <w:pPr>
+              <w:widowControl w:val="0"/>
+              <w:ind w:firstLine="0"/>
+              <w:contextualSpacing/>
+              <w:rPr>
+                <w:sz w:val="20"/>
+                <w:szCs w:val="20"/>
+                <w:lang w:eastAsia="en-US"/>
+              </w:rPr>
+            </w:pPr>
+          </w:p>
+        </w:tc>
+        <w:tc>
+          <w:tcPr>
+            <w:tcW w:w="4158" w:type="dxa"/>
+            <w:vMerge w:val="restart"/>
+          </w:tcPr>
+          <w:p>
+            <w:pPr>
+              <w:widowControl w:val="0"/>
+              <w:tabs>
+                <w:tab w:val="right" w:pos="9356"/>
+              </w:tabs>
+              <w:ind w:firstLine="0"/>
+              <w:contextualSpacing/>
+              <w:rPr>
+                <w:sz w:val="24"/>
+                <w:szCs w:val="24"/>
+                <w:lang w:eastAsia="en-US"/>
+              </w:rPr>
+            </w:pPr>
+            <w:r>
+              <w:rPr>
+                <w:sz w:val="24"/>
+                <w:szCs w:val="24"/>
+                <w:lang w:eastAsia="en-US"/>
+              </w:rPr>
+              <w:t>Кузнецов Денис Борисович</w:t>
+            </w:r>
+          </w:p>
+        </w:tc>
+      </w:tr>
+      <w:tr>
+        <w:tc>
+          <w:tcPr>
+            <w:tcW w:w="2235" w:type="dxa"/>
+            <w:vMerge/>
+          </w:tcPr>
+          <w:p>
+            <w:pPr>
+              <w:widowControl w:val="0"/>
+              <w:pBdr>
+                <w:top w:val="nil"/>
+                <w:left w:val="nil"/>
+                <w:bottom w:val="nil"/>
+                <w:right w:val="nil"/>
+                <w:between w:val="nil"/>
+              </w:pBdr>
+              <w:ind w:firstLine="0"/>
+              <w:contextualSpacing/>
+              <w:jc w:val="left"/>
+              <w:rPr>
+                <w:sz w:val="24"/>
+                <w:szCs w:val="24"/>
+                <w:lang w:eastAsia="en-US"/>
+              </w:rPr>
+            </w:pPr>
+          </w:p>
+        </w:tc>
+        <w:tc>
+          <w:tcPr>
+            <w:tcW w:w="2975" w:type="dxa"/>
+            <w:tcBorders>
+              <w:top w:val="single" w:sz="4" w:space="0" w:color="000000"/>
+            </w:tcBorders>
+          </w:tcPr>
+          <w:p>
+            <w:pPr>
+              <w:widowControl w:val="0"/>
+              <w:ind w:firstLine="0"/>
+              <w:contextualSpacing/>
+              <w:jc w:val="center"/>
+              <w:rPr>
+                <w:sz w:val="20"/>
+                <w:szCs w:val="20"/>
+                <w:lang w:eastAsia="en-US"/>
+              </w:rPr>
+            </w:pPr>
+            <w:r>
+              <w:rPr>
+                <w:sz w:val="20"/>
+                <w:szCs w:val="20"/>
+                <w:lang w:eastAsia="en-US"/>
+              </w:rPr>
+              <w:t>(подпись, дата)</w:t>
+            </w:r>
+          </w:p>
+        </w:tc>
+        <w:tc>
+          <w:tcPr>
+            <w:tcW w:w="4158" w:type="dxa"/>
+            <w:vMerge/>
+          </w:tcPr>
+          <w:p>
+            <w:pPr>
+              <w:widowControl w:val="0"/>
+              <w:pBdr>
+                <w:top w:val="nil"/>
+                <w:left w:val="nil"/>
+                <w:bottom w:val="nil"/>
+                <w:right w:val="nil"/>
+                <w:between w:val="nil"/>
+              </w:pBdr>
+              <w:ind w:firstLine="0"/>
+              <w:contextualSpacing/>
+              <w:jc w:val="left"/>
+              <w:rPr>
+                <w:sz w:val="20"/>
+                <w:szCs w:val="20"/>
+                <w:lang w:eastAsia="en-US"/>
+              </w:rPr>
+            </w:pPr>
+          </w:p>
+        </w:tc>
+      </w:tr>
+      <w:tr>
+        <w:trPr>
+          <w:trHeight w:val="70"/>
+        </w:trPr>
+        <w:tc>
+          <w:tcPr>
+            <w:tcW w:w="2235" w:type="dxa"/>
+            <w:vMerge w:val="restart"/>
+          </w:tcPr>
+          <w:p>
+            <w:pPr>
+              <w:widowControl w:val="0"/>
+              <w:ind w:firstLine="0"/>
+              <w:contextualSpacing/>
+              <w:jc w:val="left"/>
+              <w:rPr>
+                <w:sz w:val="24"/>
+                <w:szCs w:val="24"/>
+                <w:lang w:eastAsia="en-US"/>
+              </w:rPr>
+            </w:pPr>
+          </w:p>
+          <w:p>
+            <w:pPr>
+              <w:widowControl w:val="0"/>
+              <w:ind w:firstLine="0"/>
+              <w:contextualSpacing/>
+              <w:jc w:val="left"/>
+              <w:rPr>
+                <w:sz w:val="24"/>
+                <w:szCs w:val="24"/>
+                <w:lang w:eastAsia="en-US"/>
+              </w:rPr>
+            </w:pPr>
+            <w:r>
+              <w:rPr>
+                <w:sz w:val="24"/>
+                <w:szCs w:val="24"/>
+                <w:lang w:eastAsia="en-US"/>
+              </w:rPr>
+              <w:t>Задание получил:</w:t>
+            </w:r>
+          </w:p>
+          <w:p>
+            <w:pPr>
+              <w:widowControl w:val="0"/>
+              <w:ind w:firstLine="0"/>
+              <w:contextualSpacing/>
+              <w:jc w:val="left"/>
+              <w:rPr>
+                <w:sz w:val="24"/>
+                <w:szCs w:val="24"/>
+                <w:lang w:eastAsia="en-US"/>
+              </w:rPr>
+            </w:pPr>
+          </w:p>
+        </w:tc>
+        <w:tc>
+          <w:tcPr>
+            <w:tcW w:w="2975" w:type="dxa"/>
+            <w:tcBorders>
+              <w:bottom w:val="single" w:sz="4" w:space="0" w:color="000000"/>
+            </w:tcBorders>
+          </w:tcPr>
+          <w:p>
+            <w:pPr>
+              <w:widowControl w:val="0"/>
+              <w:ind w:firstLine="0"/>
+              <w:contextualSpacing/>
+              <w:rPr>
+                <w:sz w:val="20"/>
+                <w:szCs w:val="20"/>
+                <w:lang w:eastAsia="en-US"/>
+              </w:rPr>
+            </w:pPr>
+          </w:p>
+          <w:p>
+            <w:pPr>
+              <w:widowControl w:val="0"/>
+              <w:ind w:firstLine="0"/>
+              <w:contextualSpacing/>
+              <w:rPr>
+                <w:sz w:val="20"/>
+                <w:szCs w:val="20"/>
+                <w:lang w:eastAsia="en-US"/>
+              </w:rPr>
+            </w:pPr>
+          </w:p>
+        </w:tc>
+        <w:tc>
+          <w:tcPr>
+            <w:tcW w:w="4158" w:type="dxa"/>
+            <w:vMerge w:val="restart"/>
+          </w:tcPr>
+          <w:p>
+            <w:pPr>
+              <w:widowControl w:val="0"/>
+              <w:tabs>
+                <w:tab w:val="right" w:pos="9356"/>
+              </w:tabs>
+              <w:ind w:firstLine="0"/>
+              <w:contextualSpacing/>
+              <w:rPr>
+                <w:color w:val="FF0000"/>
+                <w:sz w:val="24"/>
+                <w:szCs w:val="24"/>
+                <w:lang w:eastAsia="en-US"/>
+              </w:rPr>
+            </w:pPr>
+          </w:p>
+          <w:p>
+            <w:pPr>
+              <w:widowControl w:val="0"/>
+              <w:tabs>
+                <w:tab w:val="right" w:pos="9356"/>
+              </w:tabs>
+              <w:ind w:firstLine="0"/>
+              <w:contextualSpacing/>
+              <w:rPr>
+                <w:sz w:val="24"/>
+                <w:szCs w:val="24"/>
+                <w:lang w:eastAsia="en-US"/>
+              </w:rPr>
+            </w:pPr>
+            <w:proofErr w:type="spellStart"/>
+            <w:r>
+              <w:rPr>
+                <w:sz w:val="24"/>
+                <w:szCs w:val="24"/>
+                <w:lang w:eastAsia="en-US"/>
+              </w:rPr>
+              <w:t>Мехоношни</w:t>
+            </w:r>
+            <w:proofErr w:type="spellEnd"/>
+            <w:r>
+              <w:rPr>
+                <w:sz w:val="24"/>
+                <w:szCs w:val="24"/>
+                <w:lang w:eastAsia="en-US"/>
+              </w:rPr>
+              <w:t xml:space="preserve"> Владислав Антонович</w:t>
+            </w:r>
+          </w:p>
+        </w:tc>
+      </w:tr>
+      <w:tr>
+        <w:tc>
+          <w:tcPr>
+            <w:tcW w:w="2235" w:type="dxa"/>
+            <w:vMerge/>
+          </w:tcPr>
+          <w:p>
+            <w:pPr>
+              <w:widowControl w:val="0"/>
+              <w:pBdr>
+                <w:top w:val="nil"/>
+                <w:left w:val="nil"/>
+                <w:bottom w:val="nil"/>
+                <w:right w:val="nil"/>
+                <w:between w:val="nil"/>
+              </w:pBdr>
+              <w:ind w:firstLine="0"/>
+              <w:contextualSpacing/>
+              <w:jc w:val="left"/>
+              <w:rPr>
+                <w:sz w:val="24"/>
+                <w:szCs w:val="24"/>
+                <w:lang w:eastAsia="en-US"/>
+              </w:rPr>
+            </w:pPr>
+          </w:p>
+        </w:tc>
+        <w:tc>
+          <w:tcPr>
+            <w:tcW w:w="2975" w:type="dxa"/>
+            <w:tcBorders>
+              <w:top w:val="single" w:sz="4" w:space="0" w:color="000000"/>
+            </w:tcBorders>
+          </w:tcPr>
+          <w:p>
+            <w:pPr>
+              <w:widowControl w:val="0"/>
+              <w:ind w:firstLine="0"/>
+              <w:contextualSpacing/>
+              <w:jc w:val="center"/>
+              <w:rPr>
+                <w:sz w:val="20"/>
+                <w:szCs w:val="20"/>
+                <w:lang w:eastAsia="en-US"/>
+              </w:rPr>
+            </w:pPr>
+            <w:r>
+              <w:rPr>
+                <w:sz w:val="20"/>
+                <w:szCs w:val="20"/>
+                <w:lang w:eastAsia="en-US"/>
+              </w:rPr>
+              <w:t>(подпись, дата)</w:t>
+            </w:r>
+          </w:p>
+        </w:tc>
+        <w:tc>
+          <w:tcPr>
+            <w:tcW w:w="4158" w:type="dxa"/>
+            <w:vMerge/>
+          </w:tcPr>
+          <w:p>
+            <w:pPr>
+              <w:widowControl w:val="0"/>
+              <w:pBdr>
+                <w:top w:val="nil"/>
+                <w:left w:val="nil"/>
+                <w:bottom w:val="nil"/>
+                <w:right w:val="nil"/>
+                <w:between w:val="nil"/>
+              </w:pBdr>
+              <w:ind w:firstLine="0"/>
+              <w:contextualSpacing/>
+              <w:jc w:val="left"/>
+              <w:rPr>
+                <w:sz w:val="20"/>
+                <w:szCs w:val="20"/>
+                <w:lang w:eastAsia="en-US"/>
+              </w:rPr>
+            </w:pPr>
+          </w:p>
+        </w:tc>
+      </w:tr>
+    </w:tbl>
+    <w:p>
+      <w:pPr>
+        <w:spacing w:line="360" w:lineRule="auto"/>
+      </w:pPr>
     </w:p>
     <w:sectPr>
       <w:pgSz w:w="11906" w:h="16838"/>
